--- a/affidexlab/new/docs/launch/DECAFLOW_CEO_NON_TECHNICAL_BRIEF.docx
+++ b/affidexlab/new/docs/launch/DECAFLOW_CEO_NON_TECHNICAL_BRIEF.docx
@@ -387,7 +387,6 @@
     </w:p>
     <w:p>
       <w:pPr>
-        <w:spacing w:before="80" w:after="80"/>
         <w:ind w:left="360"/>
       </w:pPr>
       <w:r>
@@ -872,7 +871,6 @@
     </w:p>
     <w:p>
       <w:pPr>
-        <w:spacing w:before="80" w:after="80"/>
         <w:ind w:left="360"/>
       </w:pPr>
       <w:r>
@@ -1165,7 +1163,6 @@
     </w:p>
     <w:p>
       <w:pPr>
-        <w:spacing w:before="80" w:after="80"/>
         <w:ind w:left="360"/>
       </w:pPr>
       <w:r>
@@ -1207,6 +1204,220 @@
     <w:p>
       <w:r>
         <w:t>The next CEO-level operating requirement is to assign a risk-intelligence owner who adds new public and internally verified sources every week, reviews false positives, tags new incidents, and uses customer pilot cases to improve DecaFlow’s proprietary graph.</w:t>
+      </w:r>
+    </w:p>
+    <w:p>
+      <w:pPr>
+        <w:pStyle w:val="Heading1"/>
+      </w:pPr>
+      <w:r>
+        <w:t>Product guide and staffing plan — 2026-08-09</w:t>
+      </w:r>
+    </w:p>
+    <w:p>
+      <w:pPr>
+        <w:pStyle w:val="Heading2"/>
+      </w:pPr>
+      <w:r>
+        <w:t>The product line, in plain language</w:t>
+      </w:r>
+    </w:p>
+    <w:p>
+      <w:pPr>
+        <w:pStyle w:val="ListNumber"/>
+      </w:pPr>
+      <w:r>
+        <w:rPr>
+          <w:b/>
+        </w:rPr>
+        <w:t>Verify API</w:t>
+      </w:r>
+      <w:r>
+        <w:t xml:space="preserve"> — a company sends us a wallet address; we answer approve, review, or reject, with reasons. Sold as monthly API plans.</w:t>
+      </w:r>
+    </w:p>
+    <w:p>
+      <w:pPr>
+        <w:pStyle w:val="ListNumber"/>
+      </w:pPr>
+      <w:r>
+        <w:rPr>
+          <w:b/>
+        </w:rPr>
+        <w:t>Compliance</w:t>
+      </w:r>
+      <w:r>
+        <w:t xml:space="preserve"> — the workflow around those answers: who reviewed what, what was decided, and the evidence trail. Sold as monthly plans with onboarding.</w:t>
+      </w:r>
+    </w:p>
+    <w:p>
+      <w:pPr>
+        <w:pStyle w:val="ListNumber"/>
+      </w:pPr>
+      <w:r>
+        <w:rPr>
+          <w:b/>
+        </w:rPr>
+        <w:t>Shield</w:t>
+      </w:r>
+      <w:r>
+        <w:t xml:space="preserve"> — a watchtower for deployed smart contracts. It checks every 15 minutes for ownership changes, upgrades, suspicious approvals/transfers, code changes, and exposed privileged functions, then opens alerts and incidents with step-by-step response playbooks. Sold per monitored contract.</w:t>
+      </w:r>
+    </w:p>
+    <w:p>
+      <w:pPr>
+        <w:pStyle w:val="ListNumber"/>
+      </w:pPr>
+      <w:r>
+        <w:rPr>
+          <w:b/>
+        </w:rPr>
+        <w:t>Autopilot</w:t>
+      </w:r>
+      <w:r>
+        <w:t xml:space="preserve"> (new name for "Agents") — agentic compliance workflows. Customers set rules; flagged wallets go to a human review queue; after a team shows a consistent pattern, Autopilot asks permission to handle that pattern automatically. Automation is earned and approved, never assumed.</w:t>
+      </w:r>
+    </w:p>
+    <w:p>
+      <w:pPr>
+        <w:pStyle w:val="ListNumber"/>
+      </w:pPr>
+      <w:r>
+        <w:rPr>
+          <w:b/>
+        </w:rPr>
+        <w:t>Institutional/RWA</w:t>
+      </w:r>
+      <w:r>
+        <w:t xml:space="preserve"> — the compliance suite RWA issuers build on: ZK-KYC identity attestations, automated accredited-investor checks, and pre-audited smart contract templates. DecaFlow sells the rails; issuers own their offering and their counsel.</w:t>
+      </w:r>
+    </w:p>
+    <w:p>
+      <w:pPr>
+        <w:pStyle w:val="ListNumber"/>
+      </w:pPr>
+      <w:r>
+        <w:rPr>
+          <w:b/>
+        </w:rPr>
+        <w:t>Audit</w:t>
+      </w:r>
+      <w:r>
+        <w:t xml:space="preserve"> — paid one-time security reviews, and the natural entry point into Shield.</w:t>
+      </w:r>
+    </w:p>
+    <w:p>
+      <w:pPr>
+        <w:pStyle w:val="Heading2"/>
+      </w:pPr>
+      <w:r>
+        <w:t>Customer experience</w:t>
+      </w:r>
+    </w:p>
+    <w:p>
+      <w:r>
+        <w:t>Customers log in at decaflow.xyz/login with an email link — no passwords. Their account page shows their team, their API keys, and every product. Crypto payments run through NOWPayments and confirmation emails go out automatically when payment is confirmed; bank transfers stay manual by design.</w:t>
+      </w:r>
+    </w:p>
+    <w:p>
+      <w:pPr>
+        <w:pStyle w:val="Heading2"/>
+      </w:pPr>
+      <w:r>
+        <w:t>Who should man each product</w:t>
+      </w:r>
+    </w:p>
+    <w:p>
+      <w:pPr>
+        <w:pStyle w:val="ListBullet"/>
+      </w:pPr>
+      <w:r>
+        <w:rPr>
+          <w:b/>
+        </w:rPr>
+        <w:t>Risk Intelligence Owner</w:t>
+      </w:r>
+      <w:r>
+        <w:t xml:space="preserve"> (1 person): owns Verify/Compliance data quality. Weekly: add new risk labels from public incidents, review false positives, check the coverage dashboard. This person grows the moat.</w:t>
+      </w:r>
+    </w:p>
+    <w:p>
+      <w:pPr>
+        <w:pStyle w:val="ListBullet"/>
+      </w:pPr>
+      <w:r>
+        <w:rPr>
+          <w:b/>
+        </w:rPr>
+        <w:t>Security Operator</w:t>
+      </w:r>
+      <w:r>
+        <w:t xml:space="preserve"> (1 person): owns Shield. Daily: triage alerts, incidents, and vulnerability findings using the built-in playbooks; confirm scans are green.</w:t>
+      </w:r>
+    </w:p>
+    <w:p>
+      <w:pPr>
+        <w:pStyle w:val="ListBullet"/>
+      </w:pPr>
+      <w:r>
+        <w:rPr>
+          <w:b/>
+        </w:rPr>
+        <w:t>Compliance Ops</w:t>
+      </w:r>
+      <w:r>
+        <w:t xml:space="preserve"> (1 person, can be shared): owns Autopilot review queues and customer enquiries across Compliance/Verify/Audit; responds to paid enquiries within 24 hours; sends manual bank-transfer details.</w:t>
+      </w:r>
+    </w:p>
+    <w:p>
+      <w:pPr>
+        <w:pStyle w:val="ListBullet"/>
+      </w:pPr>
+      <w:r>
+        <w:rPr>
+          <w:b/>
+        </w:rPr>
+        <w:t>Institutional Lead</w:t>
+      </w:r>
+      <w:r>
+        <w:t xml:space="preserve"> (founder for now): approves each issuer engagement, grants attestation scopes, coordinates the final contract re-review per engagement.</w:t>
+      </w:r>
+    </w:p>
+    <w:p>
+      <w:pPr>
+        <w:pStyle w:val="ListBullet"/>
+      </w:pPr>
+      <w:r>
+        <w:rPr>
+          <w:b/>
+        </w:rPr>
+        <w:t>Founder</w:t>
+      </w:r>
+      <w:r>
+        <w:t xml:space="preserve">: uses </w:t>
+      </w:r>
+      <w:r>
+        <w:rPr>
+          <w:rFonts w:ascii="Courier New" w:hAnsi="Courier New"/>
+          <w:sz w:val="18"/>
+        </w:rPr>
+        <w:t>/founder-control</w:t>
+      </w:r>
+      <w:r>
+        <w:t xml:space="preserve"> for product on/off switches, customers, payments, keys, incidents, and audit logs.</w:t>
+      </w:r>
+    </w:p>
+    <w:p>
+      <w:pPr>
+        <w:pStyle w:val="Heading2"/>
+      </w:pPr>
+      <w:r>
+        <w:t>On Pivot 4 honesty</w:t>
+      </w:r>
+    </w:p>
+    <w:p>
+      <w:r>
+        <w:t>Autopilot delivers agentic compliance workflows with human-approved automation today. It does not yet auto-freeze transactions from predictive models — that capability is deliberately gated until the predictive models, legal posture, and customer risk ownership are in place. Sell the accountability story, not a hollow autonomy claim.</w:t>
       </w:r>
     </w:p>
     <w:sectPr>

--- a/affidexlab/new/docs/launch/DECAFLOW_CEO_NON_TECHNICAL_BRIEF.docx
+++ b/affidexlab/new/docs/launch/DECAFLOW_CEO_NON_TECHNICAL_BRIEF.docx
@@ -12,7 +12,7 @@
     </w:p>
     <w:p>
       <w:pPr>
-        <w:pStyle w:val="Heading1"/>
+        <w:pStyle w:val="Heading2"/>
       </w:pPr>
       <w:r>
         <w:t>The simple version</w:t>
@@ -25,7 +25,7 @@
     </w:p>
     <w:p>
       <w:pPr>
-        <w:pStyle w:val="Heading1"/>
+        <w:pStyle w:val="Heading2"/>
       </w:pPr>
       <w:r>
         <w:t>What DecaFlow is becoming</w:t>
@@ -108,7 +108,7 @@
     </w:p>
     <w:p>
       <w:pPr>
-        <w:pStyle w:val="Heading1"/>
+        <w:pStyle w:val="Heading2"/>
       </w:pPr>
       <w:r>
         <w:t>What has been built</w:t>
@@ -116,7 +116,7 @@
     </w:p>
     <w:p>
       <w:pPr>
-        <w:pStyle w:val="Heading2"/>
+        <w:pStyle w:val="Heading3"/>
       </w:pPr>
       <w:r>
         <w:t>Public product surface</w:t>
@@ -129,7 +129,7 @@
     </w:p>
     <w:p>
       <w:pPr>
-        <w:pStyle w:val="Heading2"/>
+        <w:pStyle w:val="Heading3"/>
       </w:pPr>
       <w:r>
         <w:t>Backend platform</w:t>
@@ -206,7 +206,7 @@
     </w:p>
     <w:p>
       <w:pPr>
-        <w:pStyle w:val="Heading2"/>
+        <w:pStyle w:val="Heading3"/>
       </w:pPr>
       <w:r>
         <w:t>Proprietary risk engine foundation</w:t>
@@ -256,7 +256,7 @@
     </w:p>
     <w:p>
       <w:pPr>
-        <w:pStyle w:val="Heading2"/>
+        <w:pStyle w:val="Heading3"/>
       </w:pPr>
       <w:r>
         <w:t>Shield foundation</w:t>
@@ -269,7 +269,7 @@
     </w:p>
     <w:p>
       <w:pPr>
-        <w:pStyle w:val="Heading2"/>
+        <w:pStyle w:val="Heading3"/>
       </w:pPr>
       <w:r>
         <w:t>Institutional/RWA foundation</w:t>
@@ -282,7 +282,7 @@
     </w:p>
     <w:p>
       <w:pPr>
-        <w:pStyle w:val="Heading1"/>
+        <w:pStyle w:val="Heading2"/>
       </w:pPr>
       <w:r>
         <w:t>What is still left</w:t>
@@ -290,7 +290,7 @@
     </w:p>
     <w:p>
       <w:pPr>
-        <w:pStyle w:val="Heading2"/>
+        <w:pStyle w:val="Heading3"/>
       </w:pPr>
       <w:r>
         <w:t>The risk engine needs constant data expansion</w:t>
@@ -348,7 +348,7 @@
     </w:p>
     <w:p>
       <w:pPr>
-        <w:pStyle w:val="Heading2"/>
+        <w:pStyle w:val="Heading3"/>
       </w:pPr>
       <w:r>
         <w:t>Shield needs deeper watchers</w:t>
@@ -361,7 +361,7 @@
     </w:p>
     <w:p>
       <w:pPr>
-        <w:pStyle w:val="Heading2"/>
+        <w:pStyle w:val="Heading3"/>
       </w:pPr>
       <w:r>
         <w:t>RWA needs legal and operational readiness</w:t>
@@ -374,7 +374,7 @@
     </w:p>
     <w:p>
       <w:pPr>
-        <w:pStyle w:val="Heading1"/>
+        <w:pStyle w:val="Heading2"/>
       </w:pPr>
       <w:r>
         <w:t>What the CEO should say publicly right now</w:t>
@@ -387,12 +387,9 @@
     </w:p>
     <w:p>
       <w:pPr>
-        <w:ind w:left="360"/>
+        <w:pStyle w:val="Quote"/>
       </w:pPr>
       <w:r>
-        <w:rPr>
-          <w:i/>
-        </w:rPr>
         <w:t>DecaFlow is launching a public beta for Web3 compliance, wallet screening, continuous security monitoring, and institutional tokenization infrastructure. We are building DecaFlow-owned risk intelligence and monitoring systems rather than reselling another vendor’s product. Early customers can join as design partners while we expand our proprietary risk graph and Shield monitoring engine.</w:t>
       </w:r>
     </w:p>
@@ -496,7 +493,7 @@
     </w:p>
     <w:p>
       <w:pPr>
-        <w:pStyle w:val="Heading1"/>
+        <w:pStyle w:val="Heading2"/>
       </w:pPr>
       <w:r>
         <w:t>What leadership must decide</w:t>
@@ -560,7 +557,7 @@
     </w:p>
     <w:p>
       <w:pPr>
-        <w:pStyle w:val="Heading1"/>
+        <w:pStyle w:val="Heading2"/>
       </w:pPr>
       <w:r>
         <w:t>Immediate CEO action list</w:t>
@@ -616,7 +613,7 @@
     </w:p>
     <w:p>
       <w:pPr>
-        <w:pStyle w:val="Heading1"/>
+        <w:pStyle w:val="Heading2"/>
       </w:pPr>
       <w:r>
         <w:t>Strategic moat</w:t>
@@ -674,7 +671,7 @@
     </w:p>
     <w:p>
       <w:pPr>
-        <w:pStyle w:val="Heading1"/>
+        <w:pStyle w:val="Heading2"/>
       </w:pPr>
       <w:r>
         <w:t>Launch readiness re-review — 2026-08-08</w:t>
@@ -682,7 +679,7 @@
     </w:p>
     <w:p>
       <w:pPr>
-        <w:pStyle w:val="Heading2"/>
+        <w:pStyle w:val="Heading3"/>
       </w:pPr>
       <w:r>
         <w:t>CEO answer: are we ready to go public?</w:t>
@@ -700,7 +697,7 @@
     </w:p>
     <w:p>
       <w:pPr>
-        <w:pStyle w:val="Heading2"/>
+        <w:pStyle w:val="Heading3"/>
       </w:pPr>
       <w:r>
         <w:t>What is done now</w:t>
@@ -756,7 +753,7 @@
     </w:p>
     <w:p>
       <w:pPr>
-        <w:pStyle w:val="Heading2"/>
+        <w:pStyle w:val="Heading3"/>
       </w:pPr>
       <w:r>
         <w:t>What still blocks a “100% complete” launch claim</w:t>
@@ -848,7 +845,6 @@
       <w:r>
         <w:rPr>
           <w:rFonts w:ascii="Courier New" w:hAnsi="Courier New"/>
-          <w:sz w:val="18"/>
         </w:rPr>
         <w:t>X-Admin-Key</w:t>
       </w:r>
@@ -858,7 +854,7 @@
     </w:p>
     <w:p>
       <w:pPr>
-        <w:pStyle w:val="Heading2"/>
+        <w:pStyle w:val="Heading3"/>
       </w:pPr>
       <w:r>
         <w:t>CEO-approved public language</w:t>
@@ -871,12 +867,9 @@
     </w:p>
     <w:p>
       <w:pPr>
-        <w:ind w:left="360"/>
+        <w:pStyle w:val="Quote"/>
       </w:pPr>
       <w:r>
-        <w:rPr>
-          <w:i/>
-        </w:rPr>
         <w:t>DecaFlow is launching a public beta for Web3 risk intelligence, compliance workflow automation, and continuous contract monitoring. The platform uses DecaFlow-owned labels, graph ingestion, scoring, alerts, and analyst feedback loops, with early design partners helping expand coverage across real wallets, contracts, and chains.</w:t>
       </w:r>
     </w:p>
@@ -935,7 +928,7 @@
     </w:p>
     <w:p>
       <w:pPr>
-        <w:pStyle w:val="Heading2"/>
+        <w:pStyle w:val="Heading3"/>
       </w:pPr>
       <w:r>
         <w:t>CEO action list before the public announcement</w:t>
@@ -991,7 +984,7 @@
     </w:p>
     <w:p>
       <w:pPr>
-        <w:pStyle w:val="Heading1"/>
+        <w:pStyle w:val="Heading2"/>
       </w:pPr>
       <w:r>
         <w:t>Immediate hardening update — 2026-08-08</w:t>
@@ -1046,7 +1039,6 @@
       <w:r>
         <w:rPr>
           <w:rFonts w:ascii="Courier New" w:hAnsi="Courier New"/>
-          <w:sz w:val="18"/>
         </w:rPr>
         <w:t>ADMIN_KEY</w:t>
       </w:r>
@@ -1061,7 +1053,7 @@
     </w:p>
     <w:p>
       <w:pPr>
-        <w:pStyle w:val="Heading1"/>
+        <w:pStyle w:val="Heading2"/>
       </w:pPr>
       <w:r>
         <w:t>Render Shell alternative approved</w:t>
@@ -1079,7 +1071,7 @@
     </w:p>
     <w:p>
       <w:pPr>
-        <w:pStyle w:val="Heading1"/>
+        <w:pStyle w:val="Heading2"/>
       </w:pPr>
       <w:r>
         <w:t>Post-run review update</w:t>
@@ -1092,7 +1084,7 @@
     </w:p>
     <w:p>
       <w:pPr>
-        <w:pStyle w:val="Heading1"/>
+        <w:pStyle w:val="Heading2"/>
       </w:pPr>
       <w:r>
         <w:t>Founder console and checkout update — 2026-08-08</w:t>
@@ -1105,7 +1097,6 @@
       <w:r>
         <w:rPr>
           <w:rFonts w:ascii="Courier New" w:hAnsi="Courier New"/>
-          <w:sz w:val="18"/>
         </w:rPr>
         <w:t>/founder-control</w:t>
       </w:r>
@@ -1130,7 +1121,7 @@
     </w:p>
     <w:p>
       <w:pPr>
-        <w:pStyle w:val="Heading1"/>
+        <w:pStyle w:val="Heading2"/>
       </w:pPr>
       <w:r>
         <w:t>Risk and enterprise hardening update — 2026-08-09</w:t>
@@ -1163,12 +1154,9 @@
     </w:p>
     <w:p>
       <w:pPr>
-        <w:ind w:left="360"/>
+        <w:pStyle w:val="Quote"/>
       </w:pPr>
       <w:r>
-        <w:rPr>
-          <w:i/>
-        </w:rPr>
         <w:t>DecaFlow has a real DecaFlow-owned risk engine and is expanding coverage through sanctions, scam/phishing feeds, curated intelligence, graph ingestion, calibration, and analyst feedback. We can onboard customers into controlled production/beta workflows now, while we continue scaling dataset coverage toward the largest market incumbents.</w:t>
       </w:r>
     </w:p>
@@ -1208,7 +1196,7 @@
     </w:p>
     <w:p>
       <w:pPr>
-        <w:pStyle w:val="Heading1"/>
+        <w:pStyle w:val="Heading2"/>
       </w:pPr>
       <w:r>
         <w:t>Product guide and staffing plan — 2026-08-09</w:t>
@@ -1216,7 +1204,7 @@
     </w:p>
     <w:p>
       <w:pPr>
-        <w:pStyle w:val="Heading2"/>
+        <w:pStyle w:val="Heading3"/>
       </w:pPr>
       <w:r>
         <w:t>The product line, in plain language</w:t>
@@ -1233,7 +1221,7 @@
         <w:t>Verify API</w:t>
       </w:r>
       <w:r>
-        <w:t xml:space="preserve"> — a company sends us a wallet address; we answer approve, review, or reject, with reasons. Sold as monthly API plans.</w:t>
+        <w:t xml:space="preserve"> — a company sends us a wallet address through the API or their account dashboard; we answer approve, review, or reject, with reasons. Sold as monthly API plans.</w:t>
       </w:r>
     </w:p>
     <w:p>
@@ -1261,7 +1249,7 @@
         <w:t>Shield</w:t>
       </w:r>
       <w:r>
-        <w:t xml:space="preserve"> — a watchtower for deployed smart contracts. It checks every 15 minutes for ownership changes, upgrades, suspicious approvals/transfers, code changes, and exposed privileged functions, then opens alerts and incidents with step-by-step response playbooks. Sold per monitored contract.</w:t>
+        <w:t xml:space="preserve"> — a watchtower for deployed smart contracts. Customers can add watched contracts from their dashboard, and Shield checks every 15 minutes for ownership changes, upgrades, suspicious approvals/transfers, code changes, and exposed privileged functions, then opens alerts and incidents with step-by-step response playbooks. Sold per monitored contract.</w:t>
       </w:r>
     </w:p>
     <w:p>
@@ -1275,7 +1263,7 @@
         <w:t>Autopilot</w:t>
       </w:r>
       <w:r>
-        <w:t xml:space="preserve"> (new name for "Agents") — agentic compliance workflows. Customers set rules; flagged wallets go to a human review queue; after a team shows a consistent pattern, Autopilot asks permission to handle that pattern automatically. Automation is earned and approved, never assumed.</w:t>
+        <w:t xml:space="preserve"> (new name for "Agents") — agentic compliance workflows. Customers set rules from their dashboard; flagged wallets go to a human review queue; named users approve or reject items; after a team shows a consistent pattern, Autopilot asks permission to handle that pattern automatically. Automation is earned and approved, never assumed.</w:t>
       </w:r>
     </w:p>
     <w:p>
@@ -1289,7 +1277,7 @@
         <w:t>Institutional/RWA</w:t>
       </w:r>
       <w:r>
-        <w:t xml:space="preserve"> — the compliance suite RWA issuers build on: ZK-KYC identity attestations, automated accredited-investor checks, and pre-audited smart contract templates. DecaFlow sells the rails; issuers own their offering and their counsel.</w:t>
+        <w:t xml:space="preserve"> — the compliance suite RWA issuers build on: ZK-KYC identity attestations, automated accredited-investor checks, and pre-audited smart contract templates. Issuers can record attestations and run checks from their dashboard. DecaFlow sells the rails; issuers own their offering and their counsel.</w:t>
       </w:r>
     </w:p>
     <w:p>
@@ -1308,7 +1296,7 @@
     </w:p>
     <w:p>
       <w:pPr>
-        <w:pStyle w:val="Heading2"/>
+        <w:pStyle w:val="Heading3"/>
       </w:pPr>
       <w:r>
         <w:t>Customer experience</w:t>
@@ -1316,12 +1304,22 @@
     </w:p>
     <w:p>
       <w:r>
-        <w:t>Customers log in at decaflow.xyz/login with an email link — no passwords. Their account page shows their team, their API keys, and every product. Crypto payments run through NOWPayments and confirmation emails go out automatically when payment is confirmed; bank transfers stay manual by design.</w:t>
+        <w:t>Customers log in at decaflow.xyz/login with an email link — no passwords. Their account page shows their team, their API keys, and interactive dashboards for the products they have paid for. Crypto payments run through NOWPayments and confirmation emails go out automatically when payment is confirmed; bank transfers stay manual by design.</w:t>
       </w:r>
     </w:p>
     <w:p>
-      <w:pPr>
-        <w:pStyle w:val="Heading2"/>
+      <w:r>
+        <w:t>The account page is now a working product surface. Verify customers can run wallet screenings from the page. Shield customers can add watched contracts. Autopilot customers can create rules and approve or reject review-queue items. Institutional/RWA issuer customers can record identity attestations and run investor checks. Compliance and Audit customers can see the status of their engagements.</w:t>
+      </w:r>
+    </w:p>
+    <w:p>
+      <w:r>
+        <w:t>Founder-created test accounts are the only exception to paid-product gating. New founder test accounts are automatically unlocked for all product dashboards and seeded with realistic preview data: Shield contract monitoring, Autopilot rules and pending queue items, Verify screenings, and Institutional attestation/check records. This gives the founder a true paid-customer preview without taking a payment. Older test accounts created before this seeding change will still look sparse unless recreated or populated through the dashboard forms.</w:t>
+      </w:r>
+    </w:p>
+    <w:p>
+      <w:pPr>
+        <w:pStyle w:val="Heading3"/>
       </w:pPr>
       <w:r>
         <w:t>Who should man each product</w:t>
@@ -1399,7 +1397,6 @@
       <w:r>
         <w:rPr>
           <w:rFonts w:ascii="Courier New" w:hAnsi="Courier New"/>
-          <w:sz w:val="18"/>
         </w:rPr>
         <w:t>/founder-control</w:t>
       </w:r>
@@ -1409,7 +1406,7 @@
     </w:p>
     <w:p>
       <w:pPr>
-        <w:pStyle w:val="Heading2"/>
+        <w:pStyle w:val="Heading3"/>
       </w:pPr>
       <w:r>
         <w:t>On Pivot 4 honesty</w:t>
@@ -1422,7 +1419,7 @@
     </w:p>
     <w:sectPr>
       <w:pgSz w:w="12240" w:h="15840"/>
-      <w:pgMar w:top="1008" w:right="1080" w:bottom="1008" w:left="1080" w:header="720" w:footer="720" w:gutter="0"/>
+      <w:pgMar w:top="1440" w:right="1800" w:bottom="1440" w:left="1800" w:header="720" w:footer="720" w:gutter="0"/>
       <w:cols w:space="720"/>
       <w:docGrid w:linePitch="360"/>
     </w:sectPr>
@@ -1793,10 +1790,6 @@
     <w:name w:val="Normal"/>
     <w:qFormat/>
     <w:rsid w:val="00FC693F"/>
-    <w:rPr>
-      <w:rFonts w:ascii="Aptos" w:hAnsi="Aptos"/>
-      <w:sz w:val="21"/>
-    </w:rPr>
   </w:style>
   <w:style w:type="paragraph" w:styleId="Header">
     <w:name w:val="header"/>
@@ -1857,11 +1850,11 @@
       <w:outlineLvl w:val="0"/>
     </w:pPr>
     <w:rPr>
-      <w:rFonts w:asciiTheme="majorHAnsi" w:eastAsiaTheme="majorEastAsia" w:hAnsiTheme="majorHAnsi" w:cstheme="majorBidi" w:ascii="Aptos Display" w:hAnsi="Aptos Display"/>
+      <w:rFonts w:asciiTheme="majorHAnsi" w:eastAsiaTheme="majorEastAsia" w:hAnsiTheme="majorHAnsi" w:cstheme="majorBidi"/>
       <w:b/>
       <w:bCs/>
       <w:color w:val="365F91" w:themeColor="accent1" w:themeShade="BF"/>
-      <w:sz w:val="32"/>
+      <w:sz w:val="28"/>
       <w:szCs w:val="28"/>
     </w:rPr>
   </w:style>
@@ -1881,7 +1874,7 @@
       <w:outlineLvl w:val="1"/>
     </w:pPr>
     <w:rPr>
-      <w:rFonts w:asciiTheme="majorHAnsi" w:eastAsiaTheme="majorEastAsia" w:hAnsiTheme="majorHAnsi" w:cstheme="majorBidi" w:ascii="Aptos Display" w:hAnsi="Aptos Display"/>
+      <w:rFonts w:asciiTheme="majorHAnsi" w:eastAsiaTheme="majorEastAsia" w:hAnsiTheme="majorHAnsi" w:cstheme="majorBidi"/>
       <w:b/>
       <w:bCs/>
       <w:color w:val="4F81BD" w:themeColor="accent1"/>
@@ -1905,11 +1898,10 @@
       <w:outlineLvl w:val="2"/>
     </w:pPr>
     <w:rPr>
-      <w:rFonts w:asciiTheme="majorHAnsi" w:eastAsiaTheme="majorEastAsia" w:hAnsiTheme="majorHAnsi" w:cstheme="majorBidi" w:ascii="Aptos Display" w:hAnsi="Aptos Display"/>
+      <w:rFonts w:asciiTheme="majorHAnsi" w:eastAsiaTheme="majorEastAsia" w:hAnsiTheme="majorHAnsi" w:cstheme="majorBidi"/>
       <w:b/>
       <w:bCs/>
       <w:color w:val="4F81BD" w:themeColor="accent1"/>
-      <w:sz w:val="23"/>
     </w:rPr>
   </w:style>
   <w:style w:type="paragraph" w:styleId="Heading4">
@@ -2147,11 +2139,11 @@
       <w:contextualSpacing/>
     </w:pPr>
     <w:rPr>
-      <w:rFonts w:asciiTheme="majorHAnsi" w:eastAsiaTheme="majorEastAsia" w:hAnsiTheme="majorHAnsi" w:cstheme="majorBidi" w:ascii="Aptos Display" w:hAnsi="Aptos Display"/>
+      <w:rFonts w:asciiTheme="majorHAnsi" w:eastAsiaTheme="majorEastAsia" w:hAnsiTheme="majorHAnsi" w:cstheme="majorBidi"/>
       <w:color w:val="17365D" w:themeColor="text2" w:themeShade="BF"/>
       <w:spacing w:val="5"/>
       <w:kern w:val="28"/>
-      <w:sz w:val="40"/>
+      <w:sz w:val="52"/>
       <w:szCs w:val="52"/>
     </w:rPr>
   </w:style>
@@ -13480,6 +13472,13 @@
         <w:shd w:val="clear" w:color="auto" w:fill="FBCAA2" w:themeFill="accent6" w:themeFillTint="7F"/>
       </w:tcPr>
     </w:tblStylePr>
+  </w:style>
+  <w:style w:type="paragraph" w:customStyle="1" w:styleId="CodeBlock">
+    <w:name w:val="CodeBlock"/>
+    <w:rPr>
+      <w:rFonts w:ascii="Courier New" w:hAnsi="Courier New"/>
+      <w:sz w:val="18"/>
+    </w:rPr>
   </w:style>
 </w:styles>
 </file>
